--- a/backend/static/templates/onboarding/ecommerce_onboarding_kit.docx
+++ b/backend/static/templates/onboarding/ecommerce_onboarding_kit.docx
@@ -27,7 +27,7 @@
           <w:color w:val="64748B"/>
           <w:sz w:val="22"/>
         </w:rPr>
-        <w:t>Industry Vertical: ecommerce | Catalog, shopping cart, orders, instant checkout &amp; return tracking</w:t>
+        <w:t>Industry Vertical: ecommerce | Premium homemade-style chikki — jaggery, peanuts, sesame &amp; dry fruits</w:t>
       </w:r>
     </w:p>
     <w:tbl>
@@ -187,7 +187,7 @@
               <w:rPr>
                 <w:sz w:val="18"/>
               </w:rPr>
-              <w:t>Urban Luxe Lifestyle</w:t>
+              <w:t>TrooGood</w:t>
             </w:r>
           </w:p>
         </w:tc>
@@ -233,7 +233,7 @@
               <w:rPr>
                 <w:sz w:val="18"/>
               </w:rPr>
-              <w:t>Urban Luxe Lifestyle</w:t>
+              <w:t>TrooGood</w:t>
             </w:r>
           </w:p>
         </w:tc>
@@ -279,7 +279,7 @@
               <w:rPr>
                 <w:sz w:val="18"/>
               </w:rPr>
-              <w:t>urbanluxe</w:t>
+              <w:t>troogood</w:t>
             </w:r>
           </w:p>
         </w:tc>
@@ -325,7 +325,7 @@
               <w:rPr>
                 <w:sz w:val="18"/>
               </w:rPr>
-              <w:t>Luxe Concierge</w:t>
+              <w:t>TrooGood</w:t>
             </w:r>
           </w:p>
         </w:tc>
@@ -371,7 +371,7 @@
               <w:rPr>
                 <w:sz w:val="18"/>
               </w:rPr>
-              <w:t>Catalog, shopping cart, orders, instant checkout &amp; return tracking</w:t>
+              <w:t>Premium homemade-style chikki — jaggery, peanuts, sesame &amp; dry fruits</w:t>
             </w:r>
           </w:p>
         </w:tc>
@@ -417,7 +417,7 @@
               <w:rPr>
                 <w:sz w:val="18"/>
               </w:rPr>
-              <w:t>https://www.urbanluxe.com</w:t>
+              <w:t>https://www.troogood.com</w:t>
             </w:r>
           </w:p>
         </w:tc>
@@ -463,7 +463,7 @@
               <w:rPr>
                 <w:sz w:val="18"/>
               </w:rPr>
-              <w:t>support@urbanluxe.com</w:t>
+              <w:t>support@troogood.com</w:t>
             </w:r>
           </w:p>
         </w:tc>
@@ -509,7 +509,7 @@
               <w:rPr>
                 <w:sz w:val="18"/>
               </w:rPr>
-              <w:t>+91 9876543210</w:t>
+              <w:t>+91 1234567891</w:t>
             </w:r>
           </w:p>
         </w:tc>
@@ -601,7 +601,7 @@
               <w:rPr>
                 <w:sz w:val="18"/>
               </w:rPr>
-              <w:t>24/7 Automated Support (Office: 09:00 AM - 06:00 PM)</w:t>
+              <w:t>24/7 Automated Support</w:t>
             </w:r>
           </w:p>
         </w:tc>
@@ -1032,6 +1032,15 @@
         <w:t>[SECTION: CATALOG &amp; OFFERINGS]</w:t>
       </w:r>
     </w:p>
+    <w:p>
+      <w:r>
+        <w:rPr>
+          <w:i/>
+          <w:sz w:val="17"/>
+        </w:rPr>
+        <w:t>Image URL column: paste a public https link to the product/property photo (JPG/PNG/WebP). Leave blank if none. On publish, images are stored on the offering and shown in chat/catalog.</w:t>
+      </w:r>
+    </w:p>
     <w:tbl>
       <w:tblPr>
         <w:tblW w:type="auto" w:w="0"/>
@@ -1047,19 +1056,20 @@
         </w:tblBorders>
       </w:tblPr>
       <w:tblGrid>
-        <w:gridCol w:w="1260"/>
-        <w:gridCol w:w="1260"/>
-        <w:gridCol w:w="1260"/>
-        <w:gridCol w:w="1260"/>
-        <w:gridCol w:w="1260"/>
-        <w:gridCol w:w="1260"/>
-        <w:gridCol w:w="1260"/>
-        <w:gridCol w:w="1260"/>
+        <w:gridCol w:w="1120"/>
+        <w:gridCol w:w="1120"/>
+        <w:gridCol w:w="1120"/>
+        <w:gridCol w:w="1120"/>
+        <w:gridCol w:w="1120"/>
+        <w:gridCol w:w="1120"/>
+        <w:gridCol w:w="1120"/>
+        <w:gridCol w:w="1120"/>
+        <w:gridCol w:w="1120"/>
       </w:tblGrid>
       <w:tr>
         <w:tc>
           <w:tcPr>
-            <w:tcW w:type="dxa" w:w="1260"/>
+            <w:tcW w:type="dxa" w:w="1120"/>
             <w:shd w:fill="0F766E"/>
           </w:tcPr>
           <w:p>
@@ -1075,7 +1085,7 @@
         </w:tc>
         <w:tc>
           <w:tcPr>
-            <w:tcW w:type="dxa" w:w="1260"/>
+            <w:tcW w:type="dxa" w:w="1120"/>
             <w:shd w:fill="0F766E"/>
           </w:tcPr>
           <w:p>
@@ -1091,7 +1101,7 @@
         </w:tc>
         <w:tc>
           <w:tcPr>
-            <w:tcW w:type="dxa" w:w="1260"/>
+            <w:tcW w:type="dxa" w:w="1120"/>
             <w:shd w:fill="0F766E"/>
           </w:tcPr>
           <w:p>
@@ -1107,7 +1117,7 @@
         </w:tc>
         <w:tc>
           <w:tcPr>
-            <w:tcW w:type="dxa" w:w="1260"/>
+            <w:tcW w:type="dxa" w:w="1120"/>
             <w:shd w:fill="0F766E"/>
           </w:tcPr>
           <w:p>
@@ -1123,7 +1133,7 @@
         </w:tc>
         <w:tc>
           <w:tcPr>
-            <w:tcW w:type="dxa" w:w="1260"/>
+            <w:tcW w:type="dxa" w:w="1120"/>
             <w:shd w:fill="0F766E"/>
           </w:tcPr>
           <w:p>
@@ -1139,7 +1149,7 @@
         </w:tc>
         <w:tc>
           <w:tcPr>
-            <w:tcW w:type="dxa" w:w="1260"/>
+            <w:tcW w:type="dxa" w:w="1120"/>
             <w:shd w:fill="0F766E"/>
           </w:tcPr>
           <w:p>
@@ -1155,7 +1165,7 @@
         </w:tc>
         <w:tc>
           <w:tcPr>
-            <w:tcW w:type="dxa" w:w="1260"/>
+            <w:tcW w:type="dxa" w:w="1120"/>
             <w:shd w:fill="0F766E"/>
           </w:tcPr>
           <w:p>
@@ -1171,7 +1181,7 @@
         </w:tc>
         <w:tc>
           <w:tcPr>
-            <w:tcW w:type="dxa" w:w="1260"/>
+            <w:tcW w:type="dxa" w:w="1120"/>
             <w:shd w:fill="0F766E"/>
           </w:tcPr>
           <w:p>
@@ -1185,11 +1195,27 @@
             </w:r>
           </w:p>
         </w:tc>
+        <w:tc>
+          <w:tcPr>
+            <w:tcW w:type="dxa" w:w="1120"/>
+            <w:shd w:fill="0F766E"/>
+          </w:tcPr>
+          <w:p>
+            <w:r>
+              <w:rPr>
+                <w:b/>
+                <w:color w:val="FFFFFF"/>
+                <w:sz w:val="16"/>
+              </w:rPr>
+              <w:t>Image URL</w:t>
+            </w:r>
+          </w:p>
+        </w:tc>
       </w:tr>
       <w:tr>
         <w:tc>
           <w:tcPr>
-            <w:tcW w:type="dxa" w:w="1260"/>
+            <w:tcW w:type="dxa" w:w="1120"/>
             <w:shd w:fill="FFFFFF"/>
           </w:tcPr>
           <w:p>
@@ -1197,13 +1223,13 @@
               <w:rPr>
                 <w:sz w:val="16"/>
               </w:rPr>
-              <w:t>Italian Leather Briefcase</w:t>
+              <w:t>Classic Peanut Chikki</w:t>
             </w:r>
           </w:p>
         </w:tc>
         <w:tc>
           <w:tcPr>
-            <w:tcW w:type="dxa" w:w="1260"/>
+            <w:tcW w:type="dxa" w:w="1120"/>
             <w:shd w:fill="FFFFFF"/>
           </w:tcPr>
           <w:p>
@@ -1211,13 +1237,13 @@
               <w:rPr>
                 <w:sz w:val="16"/>
               </w:rPr>
-              <w:t>UL-BAG-001</w:t>
+              <w:t>TG-CHK-001</w:t>
             </w:r>
           </w:p>
         </w:tc>
         <w:tc>
           <w:tcPr>
-            <w:tcW w:type="dxa" w:w="1260"/>
+            <w:tcW w:type="dxa" w:w="1120"/>
             <w:shd w:fill="FFFFFF"/>
           </w:tcPr>
           <w:p>
@@ -1225,13 +1251,13 @@
               <w:rPr>
                 <w:sz w:val="16"/>
               </w:rPr>
-              <w:t>Accessories</w:t>
+              <w:t>Chikki</w:t>
             </w:r>
           </w:p>
         </w:tc>
         <w:tc>
           <w:tcPr>
-            <w:tcW w:type="dxa" w:w="1260"/>
+            <w:tcW w:type="dxa" w:w="1120"/>
             <w:shd w:fill="FFFFFF"/>
           </w:tcPr>
           <w:p>
@@ -1239,13 +1265,13 @@
               <w:rPr>
                 <w:sz w:val="16"/>
               </w:rPr>
-              <w:t>₹4,999</w:t>
+              <w:t>₹149</w:t>
             </w:r>
           </w:p>
         </w:tc>
         <w:tc>
           <w:tcPr>
-            <w:tcW w:type="dxa" w:w="1260"/>
+            <w:tcW w:type="dxa" w:w="1120"/>
             <w:shd w:fill="FFFFFF"/>
           </w:tcPr>
           <w:p>
@@ -1253,13 +1279,13 @@
               <w:rPr>
                 <w:sz w:val="16"/>
               </w:rPr>
-              <w:t>₹3,799</w:t>
+              <w:t>₹129</w:t>
             </w:r>
           </w:p>
         </w:tc>
         <w:tc>
           <w:tcPr>
-            <w:tcW w:type="dxa" w:w="1260"/>
+            <w:tcW w:type="dxa" w:w="1120"/>
             <w:shd w:fill="FFFFFF"/>
           </w:tcPr>
           <w:p>
@@ -1267,13 +1293,13 @@
               <w:rPr>
                 <w:sz w:val="16"/>
               </w:rPr>
-              <w:t>Full-grain calf leather, 15.6 inch laptop sleeve, Brown</w:t>
+              <w:t>Jaggery + roasted peanuts, 200g pack</w:t>
             </w:r>
           </w:p>
         </w:tc>
         <w:tc>
           <w:tcPr>
-            <w:tcW w:type="dxa" w:w="1260"/>
+            <w:tcW w:type="dxa" w:w="1120"/>
             <w:shd w:fill="FFFFFF"/>
           </w:tcPr>
           <w:p>
@@ -1281,241 +1307,13 @@
               <w:rPr>
                 <w:sz w:val="16"/>
               </w:rPr>
-              <w:t>In Stock (45)</w:t>
+              <w:t>In Stock</w:t>
             </w:r>
           </w:p>
         </w:tc>
         <w:tc>
           <w:tcPr>
-            <w:tcW w:type="dxa" w:w="1260"/>
-            <w:shd w:fill="FFFFFF"/>
-          </w:tcPr>
-          <w:p>
-            <w:r>
-              <w:rPr>
-                <w:sz w:val="16"/>
-              </w:rPr>
-              <w:t>1 Year Warranty / 7-Day Return</w:t>
-            </w:r>
-          </w:p>
-        </w:tc>
-      </w:tr>
-      <w:tr>
-        <w:tc>
-          <w:tcPr>
-            <w:tcW w:type="dxa" w:w="1260"/>
-            <w:shd w:fill="F0FDFA"/>
-          </w:tcPr>
-          <w:p>
-            <w:r>
-              <w:rPr>
-                <w:sz w:val="16"/>
-              </w:rPr>
-              <w:t>Ultra-Quiet Sonic Toothbrush</w:t>
-            </w:r>
-          </w:p>
-        </w:tc>
-        <w:tc>
-          <w:tcPr>
-            <w:tcW w:type="dxa" w:w="1260"/>
-            <w:shd w:fill="F0FDFA"/>
-          </w:tcPr>
-          <w:p>
-            <w:r>
-              <w:rPr>
-                <w:sz w:val="16"/>
-              </w:rPr>
-              <w:t>UL-CARE-010</w:t>
-            </w:r>
-          </w:p>
-        </w:tc>
-        <w:tc>
-          <w:tcPr>
-            <w:tcW w:type="dxa" w:w="1260"/>
-            <w:shd w:fill="F0FDFA"/>
-          </w:tcPr>
-          <w:p>
-            <w:r>
-              <w:rPr>
-                <w:sz w:val="16"/>
-              </w:rPr>
-              <w:t>Personal Care</w:t>
-            </w:r>
-          </w:p>
-        </w:tc>
-        <w:tc>
-          <w:tcPr>
-            <w:tcW w:type="dxa" w:w="1260"/>
-            <w:shd w:fill="F0FDFA"/>
-          </w:tcPr>
-          <w:p>
-            <w:r>
-              <w:rPr>
-                <w:sz w:val="16"/>
-              </w:rPr>
-              <w:t>₹2,499</w:t>
-            </w:r>
-          </w:p>
-        </w:tc>
-        <w:tc>
-          <w:tcPr>
-            <w:tcW w:type="dxa" w:w="1260"/>
-            <w:shd w:fill="F0FDFA"/>
-          </w:tcPr>
-          <w:p>
-            <w:r>
-              <w:rPr>
-                <w:sz w:val="16"/>
-              </w:rPr>
-              <w:t>₹1,899</w:t>
-            </w:r>
-          </w:p>
-        </w:tc>
-        <w:tc>
-          <w:tcPr>
-            <w:tcW w:type="dxa" w:w="1260"/>
-            <w:shd w:fill="F0FDFA"/>
-          </w:tcPr>
-          <w:p>
-            <w:r>
-              <w:rPr>
-                <w:sz w:val="16"/>
-              </w:rPr>
-              <w:t>40,000 VPM, 4 Brush Heads, 30-day battery life, Waterproof</w:t>
-            </w:r>
-          </w:p>
-        </w:tc>
-        <w:tc>
-          <w:tcPr>
-            <w:tcW w:type="dxa" w:w="1260"/>
-            <w:shd w:fill="F0FDFA"/>
-          </w:tcPr>
-          <w:p>
-            <w:r>
-              <w:rPr>
-                <w:sz w:val="16"/>
-              </w:rPr>
-              <w:t>In Stock (120)</w:t>
-            </w:r>
-          </w:p>
-        </w:tc>
-        <w:tc>
-          <w:tcPr>
-            <w:tcW w:type="dxa" w:w="1260"/>
-            <w:shd w:fill="F0FDFA"/>
-          </w:tcPr>
-          <w:p>
-            <w:r>
-              <w:rPr>
-                <w:sz w:val="16"/>
-              </w:rPr>
-              <w:t>2 Year Replacement Warranty</w:t>
-            </w:r>
-          </w:p>
-        </w:tc>
-      </w:tr>
-      <w:tr>
-        <w:tc>
-          <w:tcPr>
-            <w:tcW w:type="dxa" w:w="1260"/>
-            <w:shd w:fill="FFFFFF"/>
-          </w:tcPr>
-          <w:p>
-            <w:r>
-              <w:rPr>
-                <w:sz w:val="16"/>
-              </w:rPr>
-              <w:t>Organic Bamboo Cotton Sheets</w:t>
-            </w:r>
-          </w:p>
-        </w:tc>
-        <w:tc>
-          <w:tcPr>
-            <w:tcW w:type="dxa" w:w="1260"/>
-            <w:shd w:fill="FFFFFF"/>
-          </w:tcPr>
-          <w:p>
-            <w:r>
-              <w:rPr>
-                <w:sz w:val="16"/>
-              </w:rPr>
-              <w:t>UL-HOME-045</w:t>
-            </w:r>
-          </w:p>
-        </w:tc>
-        <w:tc>
-          <w:tcPr>
-            <w:tcW w:type="dxa" w:w="1260"/>
-            <w:shd w:fill="FFFFFF"/>
-          </w:tcPr>
-          <w:p>
-            <w:r>
-              <w:rPr>
-                <w:sz w:val="16"/>
-              </w:rPr>
-              <w:t>Home &amp; Living</w:t>
-            </w:r>
-          </w:p>
-        </w:tc>
-        <w:tc>
-          <w:tcPr>
-            <w:tcW w:type="dxa" w:w="1260"/>
-            <w:shd w:fill="FFFFFF"/>
-          </w:tcPr>
-          <w:p>
-            <w:r>
-              <w:rPr>
-                <w:sz w:val="16"/>
-              </w:rPr>
-              <w:t>₹3,499</w:t>
-            </w:r>
-          </w:p>
-        </w:tc>
-        <w:tc>
-          <w:tcPr>
-            <w:tcW w:type="dxa" w:w="1260"/>
-            <w:shd w:fill="FFFFFF"/>
-          </w:tcPr>
-          <w:p>
-            <w:r>
-              <w:rPr>
-                <w:sz w:val="16"/>
-              </w:rPr>
-              <w:t>₹2,999</w:t>
-            </w:r>
-          </w:p>
-        </w:tc>
-        <w:tc>
-          <w:tcPr>
-            <w:tcW w:type="dxa" w:w="1260"/>
-            <w:shd w:fill="FFFFFF"/>
-          </w:tcPr>
-          <w:p>
-            <w:r>
-              <w:rPr>
-                <w:sz w:val="16"/>
-              </w:rPr>
-              <w:t>King size, 400 TC, Breathable hypoallergenic fabric, Ivory</w:t>
-            </w:r>
-          </w:p>
-        </w:tc>
-        <w:tc>
-          <w:tcPr>
-            <w:tcW w:type="dxa" w:w="1260"/>
-            <w:shd w:fill="FFFFFF"/>
-          </w:tcPr>
-          <w:p>
-            <w:r>
-              <w:rPr>
-                <w:sz w:val="16"/>
-              </w:rPr>
-              <w:t>In Stock (80)</w:t>
-            </w:r>
-          </w:p>
-        </w:tc>
-        <w:tc>
-          <w:tcPr>
-            <w:tcW w:type="dxa" w:w="1260"/>
+            <w:tcW w:type="dxa" w:w="1120"/>
             <w:shd w:fill="FFFFFF"/>
           </w:tcPr>
           <w:p>
@@ -1527,11 +1325,25 @@
             </w:r>
           </w:p>
         </w:tc>
+        <w:tc>
+          <w:tcPr>
+            <w:tcW w:type="dxa" w:w="1120"/>
+            <w:shd w:fill="FFFFFF"/>
+          </w:tcPr>
+          <w:p>
+            <w:r>
+              <w:rPr>
+                <w:sz w:val="16"/>
+              </w:rPr>
+              <w:t>https://images.unsplash.com/photo-1599599810769-bcde5a160d32?auto=format&amp;fit=crop&amp;w=800&amp;q=80</w:t>
+            </w:r>
+          </w:p>
+        </w:tc>
       </w:tr>
       <w:tr>
         <w:tc>
           <w:tcPr>
-            <w:tcW w:type="dxa" w:w="1260"/>
+            <w:tcW w:type="dxa" w:w="1120"/>
             <w:shd w:fill="F0FDFA"/>
           </w:tcPr>
           <w:p>
@@ -1539,13 +1351,13 @@
               <w:rPr>
                 <w:sz w:val="16"/>
               </w:rPr>
-              <w:t>Minimalist Chrono Watch</w:t>
+              <w:t>Sesame Jaggery Chikki</w:t>
             </w:r>
           </w:p>
         </w:tc>
         <w:tc>
           <w:tcPr>
-            <w:tcW w:type="dxa" w:w="1260"/>
+            <w:tcW w:type="dxa" w:w="1120"/>
             <w:shd w:fill="F0FDFA"/>
           </w:tcPr>
           <w:p>
@@ -1553,13 +1365,13 @@
               <w:rPr>
                 <w:sz w:val="16"/>
               </w:rPr>
-              <w:t>UL-WAT-102</w:t>
+              <w:t>TG-CHK-014</w:t>
             </w:r>
           </w:p>
         </w:tc>
         <w:tc>
           <w:tcPr>
-            <w:tcW w:type="dxa" w:w="1260"/>
+            <w:tcW w:type="dxa" w:w="1120"/>
             <w:shd w:fill="F0FDFA"/>
           </w:tcPr>
           <w:p>
@@ -1567,13 +1379,13 @@
               <w:rPr>
                 <w:sz w:val="16"/>
               </w:rPr>
-              <w:t>Watches</w:t>
+              <w:t>Chikki</w:t>
             </w:r>
           </w:p>
         </w:tc>
         <w:tc>
           <w:tcPr>
-            <w:tcW w:type="dxa" w:w="1260"/>
+            <w:tcW w:type="dxa" w:w="1120"/>
             <w:shd w:fill="F0FDFA"/>
           </w:tcPr>
           <w:p>
@@ -1581,13 +1393,13 @@
               <w:rPr>
                 <w:sz w:val="16"/>
               </w:rPr>
-              <w:t>₹7,999</w:t>
+              <w:t>₹159</w:t>
             </w:r>
           </w:p>
         </w:tc>
         <w:tc>
           <w:tcPr>
-            <w:tcW w:type="dxa" w:w="1260"/>
+            <w:tcW w:type="dxa" w:w="1120"/>
             <w:shd w:fill="F0FDFA"/>
           </w:tcPr>
           <w:p>
@@ -1595,13 +1407,13 @@
               <w:rPr>
                 <w:sz w:val="16"/>
               </w:rPr>
-              <w:t>₹5,999</w:t>
+              <w:t>₹139</w:t>
             </w:r>
           </w:p>
         </w:tc>
         <w:tc>
           <w:tcPr>
-            <w:tcW w:type="dxa" w:w="1260"/>
+            <w:tcW w:type="dxa" w:w="1120"/>
             <w:shd w:fill="F0FDFA"/>
           </w:tcPr>
           <w:p>
@@ -1609,13 +1421,13 @@
               <w:rPr>
                 <w:sz w:val="16"/>
               </w:rPr>
-              <w:t>Sapphire crystal, Japanese quartz movement, 5ATM water resist</w:t>
+              <w:t>Til + jaggery bars, 200g pack</w:t>
             </w:r>
           </w:p>
         </w:tc>
         <w:tc>
           <w:tcPr>
-            <w:tcW w:type="dxa" w:w="1260"/>
+            <w:tcW w:type="dxa" w:w="1120"/>
             <w:shd w:fill="F0FDFA"/>
           </w:tcPr>
           <w:p>
@@ -1623,13 +1435,13 @@
               <w:rPr>
                 <w:sz w:val="16"/>
               </w:rPr>
-              <w:t>Low Stock (8)</w:t>
+              <w:t>In Stock</w:t>
             </w:r>
           </w:p>
         </w:tc>
         <w:tc>
           <w:tcPr>
-            <w:tcW w:type="dxa" w:w="1260"/>
+            <w:tcW w:type="dxa" w:w="1120"/>
             <w:shd w:fill="F0FDFA"/>
           </w:tcPr>
           <w:p>
@@ -1637,7 +1449,21 @@
               <w:rPr>
                 <w:sz w:val="16"/>
               </w:rPr>
-              <w:t>2 Year International Warranty</w:t>
+              <w:t>7-Day Easy Return</w:t>
+            </w:r>
+          </w:p>
+        </w:tc>
+        <w:tc>
+          <w:tcPr>
+            <w:tcW w:type="dxa" w:w="1120"/>
+            <w:shd w:fill="F0FDFA"/>
+          </w:tcPr>
+          <w:p>
+            <w:r>
+              <w:rPr>
+                <w:sz w:val="16"/>
+              </w:rPr>
+              <w:t>https://images.unsplash.com/photo-1606313564200-e75d5e30476c?auto=format&amp;fit=crop&amp;w=800&amp;q=80</w:t>
             </w:r>
           </w:p>
         </w:tc>
@@ -1645,7 +1471,263 @@
       <w:tr>
         <w:tc>
           <w:tcPr>
-            <w:tcW w:type="dxa" w:w="1260"/>
+            <w:tcW w:type="dxa" w:w="1120"/>
+            <w:shd w:fill="FFFFFF"/>
+          </w:tcPr>
+          <w:p>
+            <w:r>
+              <w:rPr>
+                <w:sz w:val="16"/>
+              </w:rPr>
+              <w:t>Dry Fruit Energy Chikki</w:t>
+            </w:r>
+          </w:p>
+        </w:tc>
+        <w:tc>
+          <w:tcPr>
+            <w:tcW w:type="dxa" w:w="1120"/>
+            <w:shd w:fill="FFFFFF"/>
+          </w:tcPr>
+          <w:p>
+            <w:r>
+              <w:rPr>
+                <w:sz w:val="16"/>
+              </w:rPr>
+              <w:t>TG-CHK-022</w:t>
+            </w:r>
+          </w:p>
+        </w:tc>
+        <w:tc>
+          <w:tcPr>
+            <w:tcW w:type="dxa" w:w="1120"/>
+            <w:shd w:fill="FFFFFF"/>
+          </w:tcPr>
+          <w:p>
+            <w:r>
+              <w:rPr>
+                <w:sz w:val="16"/>
+              </w:rPr>
+              <w:t>Chikki</w:t>
+            </w:r>
+          </w:p>
+        </w:tc>
+        <w:tc>
+          <w:tcPr>
+            <w:tcW w:type="dxa" w:w="1120"/>
+            <w:shd w:fill="FFFFFF"/>
+          </w:tcPr>
+          <w:p>
+            <w:r>
+              <w:rPr>
+                <w:sz w:val="16"/>
+              </w:rPr>
+              <w:t>₹249</w:t>
+            </w:r>
+          </w:p>
+        </w:tc>
+        <w:tc>
+          <w:tcPr>
+            <w:tcW w:type="dxa" w:w="1120"/>
+            <w:shd w:fill="FFFFFF"/>
+          </w:tcPr>
+          <w:p>
+            <w:r>
+              <w:rPr>
+                <w:sz w:val="16"/>
+              </w:rPr>
+              <w:t>₹219</w:t>
+            </w:r>
+          </w:p>
+        </w:tc>
+        <w:tc>
+          <w:tcPr>
+            <w:tcW w:type="dxa" w:w="1120"/>
+            <w:shd w:fill="FFFFFF"/>
+          </w:tcPr>
+          <w:p>
+            <w:r>
+              <w:rPr>
+                <w:sz w:val="16"/>
+              </w:rPr>
+              <w:t>Almonds, cashew, dates &amp; jaggery, 180g</w:t>
+            </w:r>
+          </w:p>
+        </w:tc>
+        <w:tc>
+          <w:tcPr>
+            <w:tcW w:type="dxa" w:w="1120"/>
+            <w:shd w:fill="FFFFFF"/>
+          </w:tcPr>
+          <w:p>
+            <w:r>
+              <w:rPr>
+                <w:sz w:val="16"/>
+              </w:rPr>
+              <w:t>In Stock</w:t>
+            </w:r>
+          </w:p>
+        </w:tc>
+        <w:tc>
+          <w:tcPr>
+            <w:tcW w:type="dxa" w:w="1120"/>
+            <w:shd w:fill="FFFFFF"/>
+          </w:tcPr>
+          <w:p>
+            <w:r>
+              <w:rPr>
+                <w:sz w:val="16"/>
+              </w:rPr>
+              <w:t>7-Day Easy Return</w:t>
+            </w:r>
+          </w:p>
+        </w:tc>
+        <w:tc>
+          <w:tcPr>
+            <w:tcW w:type="dxa" w:w="1120"/>
+            <w:shd w:fill="FFFFFF"/>
+          </w:tcPr>
+          <w:p>
+            <w:r>
+              <w:rPr>
+                <w:sz w:val="16"/>
+              </w:rPr>
+              <w:t>https://images.unsplash.com/photo-1504674900247-0877df9cc836?auto=format&amp;fit=crop&amp;w=800&amp;q=80</w:t>
+            </w:r>
+          </w:p>
+        </w:tc>
+      </w:tr>
+      <w:tr>
+        <w:tc>
+          <w:tcPr>
+            <w:tcW w:type="dxa" w:w="1120"/>
+            <w:shd w:fill="F0FDFA"/>
+          </w:tcPr>
+          <w:p>
+            <w:r>
+              <w:rPr>
+                <w:sz w:val="16"/>
+              </w:rPr>
+              <w:t>Millet Multigrain Chikki</w:t>
+            </w:r>
+          </w:p>
+        </w:tc>
+        <w:tc>
+          <w:tcPr>
+            <w:tcW w:type="dxa" w:w="1120"/>
+            <w:shd w:fill="F0FDFA"/>
+          </w:tcPr>
+          <w:p>
+            <w:r>
+              <w:rPr>
+                <w:sz w:val="16"/>
+              </w:rPr>
+              <w:t>TG-CHK-031</w:t>
+            </w:r>
+          </w:p>
+        </w:tc>
+        <w:tc>
+          <w:tcPr>
+            <w:tcW w:type="dxa" w:w="1120"/>
+            <w:shd w:fill="F0FDFA"/>
+          </w:tcPr>
+          <w:p>
+            <w:r>
+              <w:rPr>
+                <w:sz w:val="16"/>
+              </w:rPr>
+              <w:t>Healthy Snacks</w:t>
+            </w:r>
+          </w:p>
+        </w:tc>
+        <w:tc>
+          <w:tcPr>
+            <w:tcW w:type="dxa" w:w="1120"/>
+            <w:shd w:fill="F0FDFA"/>
+          </w:tcPr>
+          <w:p>
+            <w:r>
+              <w:rPr>
+                <w:sz w:val="16"/>
+              </w:rPr>
+              <w:t>₹199</w:t>
+            </w:r>
+          </w:p>
+        </w:tc>
+        <w:tc>
+          <w:tcPr>
+            <w:tcW w:type="dxa" w:w="1120"/>
+            <w:shd w:fill="F0FDFA"/>
+          </w:tcPr>
+          <w:p>
+            <w:r>
+              <w:rPr>
+                <w:sz w:val="16"/>
+              </w:rPr>
+              <w:t>₹179</w:t>
+            </w:r>
+          </w:p>
+        </w:tc>
+        <w:tc>
+          <w:tcPr>
+            <w:tcW w:type="dxa" w:w="1120"/>
+            <w:shd w:fill="F0FDFA"/>
+          </w:tcPr>
+          <w:p>
+            <w:r>
+              <w:rPr>
+                <w:sz w:val="16"/>
+              </w:rPr>
+              <w:t>Ragi + jowar + jaggery, 200g</w:t>
+            </w:r>
+          </w:p>
+        </w:tc>
+        <w:tc>
+          <w:tcPr>
+            <w:tcW w:type="dxa" w:w="1120"/>
+            <w:shd w:fill="F0FDFA"/>
+          </w:tcPr>
+          <w:p>
+            <w:r>
+              <w:rPr>
+                <w:sz w:val="16"/>
+              </w:rPr>
+              <w:t>In Stock</w:t>
+            </w:r>
+          </w:p>
+        </w:tc>
+        <w:tc>
+          <w:tcPr>
+            <w:tcW w:type="dxa" w:w="1120"/>
+            <w:shd w:fill="F0FDFA"/>
+          </w:tcPr>
+          <w:p>
+            <w:r>
+              <w:rPr>
+                <w:sz w:val="16"/>
+              </w:rPr>
+              <w:t>7-Day Easy Return</w:t>
+            </w:r>
+          </w:p>
+        </w:tc>
+        <w:tc>
+          <w:tcPr>
+            <w:tcW w:type="dxa" w:w="1120"/>
+            <w:shd w:fill="F0FDFA"/>
+          </w:tcPr>
+          <w:p>
+            <w:r>
+              <w:rPr>
+                <w:sz w:val="16"/>
+              </w:rPr>
+              <w:t>https://images.unsplash.com/photo-1498837167922-ddd27525d352?auto=format&amp;fit=crop&amp;w=800&amp;q=80</w:t>
+            </w:r>
+          </w:p>
+        </w:tc>
+      </w:tr>
+      <w:tr>
+        <w:tc>
+          <w:tcPr>
+            <w:tcW w:type="dxa" w:w="1120"/>
             <w:shd w:fill="FEF3C7"/>
           </w:tcPr>
           <w:p>
@@ -1660,7 +1742,7 @@
         </w:tc>
         <w:tc>
           <w:tcPr>
-            <w:tcW w:type="dxa" w:w="1260"/>
+            <w:tcW w:type="dxa" w:w="1120"/>
             <w:shd w:fill="FEF3C7"/>
           </w:tcPr>
           <w:p>
@@ -1674,7 +1756,7 @@
         </w:tc>
         <w:tc>
           <w:tcPr>
-            <w:tcW w:type="dxa" w:w="1260"/>
+            <w:tcW w:type="dxa" w:w="1120"/>
             <w:shd w:fill="FEF3C7"/>
           </w:tcPr>
           <w:p>
@@ -1688,7 +1770,7 @@
         </w:tc>
         <w:tc>
           <w:tcPr>
-            <w:tcW w:type="dxa" w:w="1260"/>
+            <w:tcW w:type="dxa" w:w="1120"/>
             <w:shd w:fill="FEF3C7"/>
           </w:tcPr>
           <w:p>
@@ -1702,7 +1784,7 @@
         </w:tc>
         <w:tc>
           <w:tcPr>
-            <w:tcW w:type="dxa" w:w="1260"/>
+            <w:tcW w:type="dxa" w:w="1120"/>
             <w:shd w:fill="FEF3C7"/>
           </w:tcPr>
           <w:p>
@@ -1716,7 +1798,7 @@
         </w:tc>
         <w:tc>
           <w:tcPr>
-            <w:tcW w:type="dxa" w:w="1260"/>
+            <w:tcW w:type="dxa" w:w="1120"/>
             <w:shd w:fill="FEF3C7"/>
           </w:tcPr>
           <w:p>
@@ -1730,7 +1812,7 @@
         </w:tc>
         <w:tc>
           <w:tcPr>
-            <w:tcW w:type="dxa" w:w="1260"/>
+            <w:tcW w:type="dxa" w:w="1120"/>
             <w:shd w:fill="FEF3C7"/>
           </w:tcPr>
           <w:p>
@@ -1744,7 +1826,7 @@
         </w:tc>
         <w:tc>
           <w:tcPr>
-            <w:tcW w:type="dxa" w:w="1260"/>
+            <w:tcW w:type="dxa" w:w="1120"/>
             <w:shd w:fill="FEF3C7"/>
           </w:tcPr>
           <w:p>
@@ -1756,11 +1838,26 @@
             </w:r>
           </w:p>
         </w:tc>
+        <w:tc>
+          <w:tcPr>
+            <w:tcW w:type="dxa" w:w="1120"/>
+            <w:shd w:fill="FEF3C7"/>
+          </w:tcPr>
+          <w:p>
+            <w:r>
+              <w:rPr>
+                <w:i/>
+                <w:sz w:val="16"/>
+              </w:rPr>
+              <w:t>[Paste https image URL]</w:t>
+            </w:r>
+          </w:p>
+        </w:tc>
       </w:tr>
       <w:tr>
         <w:tc>
           <w:tcPr>
-            <w:tcW w:type="dxa" w:w="1260"/>
+            <w:tcW w:type="dxa" w:w="1120"/>
             <w:shd w:fill="FEF3C7"/>
           </w:tcPr>
           <w:p>
@@ -1775,7 +1872,7 @@
         </w:tc>
         <w:tc>
           <w:tcPr>
-            <w:tcW w:type="dxa" w:w="1260"/>
+            <w:tcW w:type="dxa" w:w="1120"/>
             <w:shd w:fill="FEF3C7"/>
           </w:tcPr>
           <w:p>
@@ -1789,7 +1886,7 @@
         </w:tc>
         <w:tc>
           <w:tcPr>
-            <w:tcW w:type="dxa" w:w="1260"/>
+            <w:tcW w:type="dxa" w:w="1120"/>
             <w:shd w:fill="FEF3C7"/>
           </w:tcPr>
           <w:p>
@@ -1803,7 +1900,7 @@
         </w:tc>
         <w:tc>
           <w:tcPr>
-            <w:tcW w:type="dxa" w:w="1260"/>
+            <w:tcW w:type="dxa" w:w="1120"/>
             <w:shd w:fill="FEF3C7"/>
           </w:tcPr>
           <w:p>
@@ -1817,7 +1914,7 @@
         </w:tc>
         <w:tc>
           <w:tcPr>
-            <w:tcW w:type="dxa" w:w="1260"/>
+            <w:tcW w:type="dxa" w:w="1120"/>
             <w:shd w:fill="FEF3C7"/>
           </w:tcPr>
           <w:p>
@@ -1831,7 +1928,7 @@
         </w:tc>
         <w:tc>
           <w:tcPr>
-            <w:tcW w:type="dxa" w:w="1260"/>
+            <w:tcW w:type="dxa" w:w="1120"/>
             <w:shd w:fill="FEF3C7"/>
           </w:tcPr>
           <w:p>
@@ -1845,7 +1942,7 @@
         </w:tc>
         <w:tc>
           <w:tcPr>
-            <w:tcW w:type="dxa" w:w="1260"/>
+            <w:tcW w:type="dxa" w:w="1120"/>
             <w:shd w:fill="FEF3C7"/>
           </w:tcPr>
           <w:p>
@@ -1859,7 +1956,7 @@
         </w:tc>
         <w:tc>
           <w:tcPr>
-            <w:tcW w:type="dxa" w:w="1260"/>
+            <w:tcW w:type="dxa" w:w="1120"/>
             <w:shd w:fill="FEF3C7"/>
           </w:tcPr>
           <w:p>
@@ -1871,8 +1968,212 @@
             </w:r>
           </w:p>
         </w:tc>
+        <w:tc>
+          <w:tcPr>
+            <w:tcW w:type="dxa" w:w="1120"/>
+            <w:shd w:fill="FEF3C7"/>
+          </w:tcPr>
+          <w:p>
+            <w:r>
+              <w:rPr>
+                <w:i/>
+                <w:sz w:val="16"/>
+              </w:rPr>
+              <w:t>[Paste https image URL]</w:t>
+            </w:r>
+          </w:p>
+        </w:tc>
       </w:tr>
     </w:tbl>
+    <w:p>
+      <w:pPr>
+        <w:pStyle w:val="Heading2"/>
+        <w:spacing w:before="160"/>
+      </w:pPr>
+      <w:r>
+        <w:t>Catalog images (embedded preview)</w:t>
+      </w:r>
+    </w:p>
+    <w:p>
+      <w:r>
+        <w:rPr>
+          <w:b/>
+          <w:sz w:val="16"/>
+        </w:rPr>
+        <w:t>Classic Peanut Chikki — https://images.unsplash.com/photo-1599599810769-bcde5a160d32?auto=format&amp;fit=crop&amp;w=800&amp;q=80</w:t>
+      </w:r>
+    </w:p>
+    <w:p>
+      <w:r>
+        <w:drawing>
+          <wp:inline xmlns:a="http://schemas.openxmlformats.org/drawingml/2006/main" xmlns:pic="http://schemas.openxmlformats.org/drawingml/2006/picture">
+            <wp:extent cx="1828800" cy="1028700"/>
+            <wp:docPr id="1" name="Picture 1"/>
+            <wp:cNvGraphicFramePr>
+              <a:graphicFrameLocks noChangeAspect="1"/>
+            </wp:cNvGraphicFramePr>
+            <a:graphic>
+              <a:graphicData uri="http://schemas.openxmlformats.org/drawingml/2006/picture">
+                <pic:pic>
+                  <pic:nvPicPr>
+                    <pic:cNvPr id="0" name="troogood_peanut.jpg"/>
+                    <pic:cNvPicPr/>
+                  </pic:nvPicPr>
+                  <pic:blipFill>
+                    <a:blip r:embed="rId9"/>
+                    <a:stretch>
+                      <a:fillRect/>
+                    </a:stretch>
+                  </pic:blipFill>
+                  <pic:spPr>
+                    <a:xfrm>
+                      <a:off x="0" y="0"/>
+                      <a:ext cx="1828800" cy="1028700"/>
+                    </a:xfrm>
+                    <a:prstGeom prst="rect"/>
+                  </pic:spPr>
+                </pic:pic>
+              </a:graphicData>
+            </a:graphic>
+          </wp:inline>
+        </w:drawing>
+      </w:r>
+    </w:p>
+    <w:p>
+      <w:r>
+        <w:rPr>
+          <w:b/>
+          <w:sz w:val="16"/>
+        </w:rPr>
+        <w:t>Sesame Jaggery Chikki — https://images.unsplash.com/photo-1606313564200-e75d5e30476c?auto=format&amp;fit=crop&amp;w=800&amp;q=80</w:t>
+      </w:r>
+    </w:p>
+    <w:p>
+      <w:r>
+        <w:drawing>
+          <wp:inline xmlns:a="http://schemas.openxmlformats.org/drawingml/2006/main" xmlns:pic="http://schemas.openxmlformats.org/drawingml/2006/picture">
+            <wp:extent cx="1828800" cy="2743200"/>
+            <wp:docPr id="2" name="Picture 2"/>
+            <wp:cNvGraphicFramePr>
+              <a:graphicFrameLocks noChangeAspect="1"/>
+            </wp:cNvGraphicFramePr>
+            <a:graphic>
+              <a:graphicData uri="http://schemas.openxmlformats.org/drawingml/2006/picture">
+                <pic:pic>
+                  <pic:nvPicPr>
+                    <pic:cNvPr id="0" name="troogood_sesame.jpg"/>
+                    <pic:cNvPicPr/>
+                  </pic:nvPicPr>
+                  <pic:blipFill>
+                    <a:blip r:embed="rId10"/>
+                    <a:stretch>
+                      <a:fillRect/>
+                    </a:stretch>
+                  </pic:blipFill>
+                  <pic:spPr>
+                    <a:xfrm>
+                      <a:off x="0" y="0"/>
+                      <a:ext cx="1828800" cy="2743200"/>
+                    </a:xfrm>
+                    <a:prstGeom prst="rect"/>
+                  </pic:spPr>
+                </pic:pic>
+              </a:graphicData>
+            </a:graphic>
+          </wp:inline>
+        </w:drawing>
+      </w:r>
+    </w:p>
+    <w:p>
+      <w:r>
+        <w:rPr>
+          <w:b/>
+          <w:sz w:val="16"/>
+        </w:rPr>
+        <w:t>Dry Fruit Energy Chikki — https://images.unsplash.com/photo-1504674900247-0877df9cc836?auto=format&amp;fit=crop&amp;w=800&amp;q=80</w:t>
+      </w:r>
+    </w:p>
+    <w:p>
+      <w:r>
+        <w:drawing>
+          <wp:inline xmlns:a="http://schemas.openxmlformats.org/drawingml/2006/main" xmlns:pic="http://schemas.openxmlformats.org/drawingml/2006/picture">
+            <wp:extent cx="1828800" cy="1218438"/>
+            <wp:docPr id="3" name="Picture 3"/>
+            <wp:cNvGraphicFramePr>
+              <a:graphicFrameLocks noChangeAspect="1"/>
+            </wp:cNvGraphicFramePr>
+            <a:graphic>
+              <a:graphicData uri="http://schemas.openxmlformats.org/drawingml/2006/picture">
+                <pic:pic>
+                  <pic:nvPicPr>
+                    <pic:cNvPr id="0" name="troogood_dryfruit.jpg"/>
+                    <pic:cNvPicPr/>
+                  </pic:nvPicPr>
+                  <pic:blipFill>
+                    <a:blip r:embed="rId11"/>
+                    <a:stretch>
+                      <a:fillRect/>
+                    </a:stretch>
+                  </pic:blipFill>
+                  <pic:spPr>
+                    <a:xfrm>
+                      <a:off x="0" y="0"/>
+                      <a:ext cx="1828800" cy="1218438"/>
+                    </a:xfrm>
+                    <a:prstGeom prst="rect"/>
+                  </pic:spPr>
+                </pic:pic>
+              </a:graphicData>
+            </a:graphic>
+          </wp:inline>
+        </w:drawing>
+      </w:r>
+    </w:p>
+    <w:p>
+      <w:r>
+        <w:rPr>
+          <w:b/>
+          <w:sz w:val="16"/>
+        </w:rPr>
+        <w:t>Millet Multigrain Chikki — https://images.unsplash.com/photo-1498837167922-ddd27525d352?auto=format&amp;fit=crop&amp;w=800&amp;q=80</w:t>
+      </w:r>
+    </w:p>
+    <w:p>
+      <w:r>
+        <w:drawing>
+          <wp:inline xmlns:a="http://schemas.openxmlformats.org/drawingml/2006/main" xmlns:pic="http://schemas.openxmlformats.org/drawingml/2006/picture">
+            <wp:extent cx="1828800" cy="1218438"/>
+            <wp:docPr id="4" name="Picture 4"/>
+            <wp:cNvGraphicFramePr>
+              <a:graphicFrameLocks noChangeAspect="1"/>
+            </wp:cNvGraphicFramePr>
+            <a:graphic>
+              <a:graphicData uri="http://schemas.openxmlformats.org/drawingml/2006/picture">
+                <pic:pic>
+                  <pic:nvPicPr>
+                    <pic:cNvPr id="0" name="troogood_millet.jpg"/>
+                    <pic:cNvPicPr/>
+                  </pic:nvPicPr>
+                  <pic:blipFill>
+                    <a:blip r:embed="rId12"/>
+                    <a:stretch>
+                      <a:fillRect/>
+                    </a:stretch>
+                  </pic:blipFill>
+                  <pic:spPr>
+                    <a:xfrm>
+                      <a:off x="0" y="0"/>
+                      <a:ext cx="1828800" cy="1218438"/>
+                    </a:xfrm>
+                    <a:prstGeom prst="rect"/>
+                  </pic:spPr>
+                </pic:pic>
+              </a:graphicData>
+            </a:graphic>
+          </wp:inline>
+        </w:drawing>
+      </w:r>
+    </w:p>
     <w:p>
       <w:pPr>
         <w:spacing w:after="200"/>
@@ -1982,7 +2283,7 @@
               <w:rPr>
                 <w:sz w:val="17"/>
               </w:rPr>
-              <w:t>Metro cities receive orders in 2-3 business days. Other regions take 4-6 business days with live tracking.</w:t>
+              <w:t>Metro cities: 2–3 business days. Tier-2/3 cities: 4–6 business days. Remote pin codes may take up to 8 days. Live courier tracking is shared on dispatch.</w:t>
             </w:r>
           </w:p>
         </w:tc>
@@ -2027,7 +2328,7 @@
               <w:rPr>
                 <w:sz w:val="17"/>
               </w:rPr>
-              <w:t>Tap 'Returns &amp; Refunds' or message your Order ID. We arrange free courier pickup within 48 hours.</w:t>
+              <w:t>Initiate return within 7 days of delivery via Returns &amp; Refunds or by sharing your Order ID. We arrange free pickup within 48 hours for eligible SKUs.</w:t>
             </w:r>
           </w:p>
         </w:tc>
@@ -2072,7 +2373,7 @@
               <w:rPr>
                 <w:sz w:val="17"/>
               </w:rPr>
-              <w:t>We accept UPI (GPay, PhonePe, Paytm), Credit/Debit Cards, Net Banking, and Cash on Delivery (COD).</w:t>
+              <w:t>UPI (GPay, PhonePe, Paytm), credit/debit cards, net banking, wallets, and Cash on Delivery on eligible pin codes (COD fee may apply).</w:t>
             </w:r>
           </w:p>
         </w:tc>
@@ -2117,7 +2418,7 @@
               <w:rPr>
                 <w:sz w:val="17"/>
               </w:rPr>
-              <w:t>Type 'Track Order' followed by your 6-digit Order ID or registered mobile number to get the live courier link.</w:t>
+              <w:t>Type Track Order with your 6-digit Order ID or registered mobile number. You will receive the courier AWB link and status.</w:t>
             </w:r>
           </w:p>
         </w:tc>
@@ -2132,6 +2433,456 @@
                 <w:sz w:val="17"/>
               </w:rPr>
               <w:t>Tracking</w:t>
+            </w:r>
+          </w:p>
+        </w:tc>
+      </w:tr>
+      <w:tr>
+        <w:tc>
+          <w:tcPr>
+            <w:tcW w:type="dxa" w:w="3360"/>
+            <w:shd w:fill="FFFFFF"/>
+          </w:tcPr>
+          <w:p>
+            <w:r>
+              <w:rPr>
+                <w:b/>
+                <w:sz w:val="17"/>
+              </w:rPr>
+              <w:t>When will I receive my refund?</w:t>
+            </w:r>
+          </w:p>
+        </w:tc>
+        <w:tc>
+          <w:tcPr>
+            <w:tcW w:type="dxa" w:w="3360"/>
+            <w:shd w:fill="FFFFFF"/>
+          </w:tcPr>
+          <w:p>
+            <w:r>
+              <w:rPr>
+                <w:sz w:val="17"/>
+              </w:rPr>
+              <w:t>Refunds are processed within 5–7 business days after the returned item passes QC. UPI/card refunds go to the original payment method; COD refunds use UPI/bank transfer.</w:t>
+            </w:r>
+          </w:p>
+        </w:tc>
+        <w:tc>
+          <w:tcPr>
+            <w:tcW w:type="dxa" w:w="3360"/>
+            <w:shd w:fill="FFFFFF"/>
+          </w:tcPr>
+          <w:p>
+            <w:r>
+              <w:rPr>
+                <w:sz w:val="17"/>
+              </w:rPr>
+              <w:t>Refunds</w:t>
+            </w:r>
+          </w:p>
+        </w:tc>
+      </w:tr>
+      <w:tr>
+        <w:tc>
+          <w:tcPr>
+            <w:tcW w:type="dxa" w:w="3360"/>
+            <w:shd w:fill="EEF2FF"/>
+          </w:tcPr>
+          <w:p>
+            <w:r>
+              <w:rPr>
+                <w:b/>
+                <w:sz w:val="17"/>
+              </w:rPr>
+              <w:t>Do you ship internationally?</w:t>
+            </w:r>
+          </w:p>
+        </w:tc>
+        <w:tc>
+          <w:tcPr>
+            <w:tcW w:type="dxa" w:w="3360"/>
+            <w:shd w:fill="EEF2FF"/>
+          </w:tcPr>
+          <w:p>
+            <w:r>
+              <w:rPr>
+                <w:sz w:val="17"/>
+              </w:rPr>
+              <w:t>Currently we ship within India only. International expansion is planned; join the waitlist via Customer Support.</w:t>
+            </w:r>
+          </w:p>
+        </w:tc>
+        <w:tc>
+          <w:tcPr>
+            <w:tcW w:type="dxa" w:w="3360"/>
+            <w:shd w:fill="EEF2FF"/>
+          </w:tcPr>
+          <w:p>
+            <w:r>
+              <w:rPr>
+                <w:sz w:val="17"/>
+              </w:rPr>
+              <w:t>Shipping</w:t>
+            </w:r>
+          </w:p>
+        </w:tc>
+      </w:tr>
+      <w:tr>
+        <w:tc>
+          <w:tcPr>
+            <w:tcW w:type="dxa" w:w="3360"/>
+            <w:shd w:fill="FFFFFF"/>
+          </w:tcPr>
+          <w:p>
+            <w:r>
+              <w:rPr>
+                <w:b/>
+                <w:sz w:val="17"/>
+              </w:rPr>
+              <w:t>What is your exchange policy?</w:t>
+            </w:r>
+          </w:p>
+        </w:tc>
+        <w:tc>
+          <w:tcPr>
+            <w:tcW w:type="dxa" w:w="3360"/>
+            <w:shd w:fill="FFFFFF"/>
+          </w:tcPr>
+          <w:p>
+            <w:r>
+              <w:rPr>
+                <w:sz w:val="17"/>
+              </w:rPr>
+              <w:t>Size/color exchanges are allowed once within 7 days if the item is unused with tags. Stock availability determines exchange vs store credit.</w:t>
+            </w:r>
+          </w:p>
+        </w:tc>
+        <w:tc>
+          <w:tcPr>
+            <w:tcW w:type="dxa" w:w="3360"/>
+            <w:shd w:fill="FFFFFF"/>
+          </w:tcPr>
+          <w:p>
+            <w:r>
+              <w:rPr>
+                <w:sz w:val="17"/>
+              </w:rPr>
+              <w:t>Exchanges</w:t>
+            </w:r>
+          </w:p>
+        </w:tc>
+      </w:tr>
+      <w:tr>
+        <w:tc>
+          <w:tcPr>
+            <w:tcW w:type="dxa" w:w="3360"/>
+            <w:shd w:fill="EEF2FF"/>
+          </w:tcPr>
+          <w:p>
+            <w:r>
+              <w:rPr>
+                <w:b/>
+                <w:sz w:val="17"/>
+              </w:rPr>
+              <w:t>Are products covered under warranty?</w:t>
+            </w:r>
+          </w:p>
+        </w:tc>
+        <w:tc>
+          <w:tcPr>
+            <w:tcW w:type="dxa" w:w="3360"/>
+            <w:shd w:fill="EEF2FF"/>
+          </w:tcPr>
+          <w:p>
+            <w:r>
+              <w:rPr>
+                <w:sz w:val="17"/>
+              </w:rPr>
+              <w:t>Warranty terms are listed per SKU (typically 1–2 years for electronics/accessories). Warranty covers manufacturing defects, not misuse or water damage unless stated.</w:t>
+            </w:r>
+          </w:p>
+        </w:tc>
+        <w:tc>
+          <w:tcPr>
+            <w:tcW w:type="dxa" w:w="3360"/>
+            <w:shd w:fill="EEF2FF"/>
+          </w:tcPr>
+          <w:p>
+            <w:r>
+              <w:rPr>
+                <w:sz w:val="17"/>
+              </w:rPr>
+              <w:t>Warranty</w:t>
+            </w:r>
+          </w:p>
+        </w:tc>
+      </w:tr>
+      <w:tr>
+        <w:tc>
+          <w:tcPr>
+            <w:tcW w:type="dxa" w:w="3360"/>
+            <w:shd w:fill="FFFFFF"/>
+          </w:tcPr>
+          <w:p>
+            <w:r>
+              <w:rPr>
+                <w:b/>
+                <w:sz w:val="17"/>
+              </w:rPr>
+              <w:t>How do coupon codes work?</w:t>
+            </w:r>
+          </w:p>
+        </w:tc>
+        <w:tc>
+          <w:tcPr>
+            <w:tcW w:type="dxa" w:w="3360"/>
+            <w:shd w:fill="FFFFFF"/>
+          </w:tcPr>
+          <w:p>
+            <w:r>
+              <w:rPr>
+                <w:sz w:val="17"/>
+              </w:rPr>
+              <w:t>Enter the code at checkout. Coupons cannot usually stack with other promos unless marked Stackable. One coupon per order.</w:t>
+            </w:r>
+          </w:p>
+        </w:tc>
+        <w:tc>
+          <w:tcPr>
+            <w:tcW w:type="dxa" w:w="3360"/>
+            <w:shd w:fill="FFFFFF"/>
+          </w:tcPr>
+          <w:p>
+            <w:r>
+              <w:rPr>
+                <w:sz w:val="17"/>
+              </w:rPr>
+              <w:t>Offers</w:t>
+            </w:r>
+          </w:p>
+        </w:tc>
+      </w:tr>
+      <w:tr>
+        <w:tc>
+          <w:tcPr>
+            <w:tcW w:type="dxa" w:w="3360"/>
+            <w:shd w:fill="EEF2FF"/>
+          </w:tcPr>
+          <w:p>
+            <w:r>
+              <w:rPr>
+                <w:b/>
+                <w:sz w:val="17"/>
+              </w:rPr>
+              <w:t>What if my package arrives damaged?</w:t>
+            </w:r>
+          </w:p>
+        </w:tc>
+        <w:tc>
+          <w:tcPr>
+            <w:tcW w:type="dxa" w:w="3360"/>
+            <w:shd w:fill="EEF2FF"/>
+          </w:tcPr>
+          <w:p>
+            <w:r>
+              <w:rPr>
+                <w:sz w:val="17"/>
+              </w:rPr>
+              <w:t>Refuse delivery if visibly damaged, or share unboxing photos within 24 hours. We arrange free replacement or full refund.</w:t>
+            </w:r>
+          </w:p>
+        </w:tc>
+        <w:tc>
+          <w:tcPr>
+            <w:tcW w:type="dxa" w:w="3360"/>
+            <w:shd w:fill="EEF2FF"/>
+          </w:tcPr>
+          <w:p>
+            <w:r>
+              <w:rPr>
+                <w:sz w:val="17"/>
+              </w:rPr>
+              <w:t>Damages</w:t>
+            </w:r>
+          </w:p>
+        </w:tc>
+      </w:tr>
+      <w:tr>
+        <w:tc>
+          <w:tcPr>
+            <w:tcW w:type="dxa" w:w="3360"/>
+            <w:shd w:fill="FFFFFF"/>
+          </w:tcPr>
+          <w:p>
+            <w:r>
+              <w:rPr>
+                <w:b/>
+                <w:sz w:val="17"/>
+              </w:rPr>
+              <w:t>Can I cancel an order after placing it?</w:t>
+            </w:r>
+          </w:p>
+        </w:tc>
+        <w:tc>
+          <w:tcPr>
+            <w:tcW w:type="dxa" w:w="3360"/>
+            <w:shd w:fill="FFFFFF"/>
+          </w:tcPr>
+          <w:p>
+            <w:r>
+              <w:rPr>
+                <w:sz w:val="17"/>
+              </w:rPr>
+              <w:t>Orders can be cancelled free of charge until packed. After dispatch, convert to return after delivery.</w:t>
+            </w:r>
+          </w:p>
+        </w:tc>
+        <w:tc>
+          <w:tcPr>
+            <w:tcW w:type="dxa" w:w="3360"/>
+            <w:shd w:fill="FFFFFF"/>
+          </w:tcPr>
+          <w:p>
+            <w:r>
+              <w:rPr>
+                <w:sz w:val="17"/>
+              </w:rPr>
+              <w:t>Cancellations</w:t>
+            </w:r>
+          </w:p>
+        </w:tc>
+      </w:tr>
+      <w:tr>
+        <w:tc>
+          <w:tcPr>
+            <w:tcW w:type="dxa" w:w="3360"/>
+            <w:shd w:fill="EEF2FF"/>
+          </w:tcPr>
+          <w:p>
+            <w:r>
+              <w:rPr>
+                <w:b/>
+                <w:sz w:val="17"/>
+              </w:rPr>
+              <w:t>Do you offer gift wrapping?</w:t>
+            </w:r>
+          </w:p>
+        </w:tc>
+        <w:tc>
+          <w:tcPr>
+            <w:tcW w:type="dxa" w:w="3360"/>
+            <w:shd w:fill="EEF2FF"/>
+          </w:tcPr>
+          <w:p>
+            <w:r>
+              <w:rPr>
+                <w:sz w:val="17"/>
+              </w:rPr>
+              <w:t>Gift wrap is available on select SKUs for a small fee. Add Gift Wrap in order notes or ask Support before dispatch.</w:t>
+            </w:r>
+          </w:p>
+        </w:tc>
+        <w:tc>
+          <w:tcPr>
+            <w:tcW w:type="dxa" w:w="3360"/>
+            <w:shd w:fill="EEF2FF"/>
+          </w:tcPr>
+          <w:p>
+            <w:r>
+              <w:rPr>
+                <w:sz w:val="17"/>
+              </w:rPr>
+              <w:t>Gifting</w:t>
+            </w:r>
+          </w:p>
+        </w:tc>
+      </w:tr>
+      <w:tr>
+        <w:tc>
+          <w:tcPr>
+            <w:tcW w:type="dxa" w:w="3360"/>
+            <w:shd w:fill="FFFFFF"/>
+          </w:tcPr>
+          <w:p>
+            <w:r>
+              <w:rPr>
+                <w:b/>
+                <w:sz w:val="17"/>
+              </w:rPr>
+              <w:t>How is GST shown on invoices?</w:t>
+            </w:r>
+          </w:p>
+        </w:tc>
+        <w:tc>
+          <w:tcPr>
+            <w:tcW w:type="dxa" w:w="3360"/>
+            <w:shd w:fill="FFFFFF"/>
+          </w:tcPr>
+          <w:p>
+            <w:r>
+              <w:rPr>
+                <w:sz w:val="17"/>
+              </w:rPr>
+              <w:t>All prices are inclusive of GST unless marked otherwise. Tax invoices are emailed and available under Track Order.</w:t>
+            </w:r>
+          </w:p>
+        </w:tc>
+        <w:tc>
+          <w:tcPr>
+            <w:tcW w:type="dxa" w:w="3360"/>
+            <w:shd w:fill="FFFFFF"/>
+          </w:tcPr>
+          <w:p>
+            <w:r>
+              <w:rPr>
+                <w:sz w:val="17"/>
+              </w:rPr>
+              <w:t>Invoices</w:t>
+            </w:r>
+          </w:p>
+        </w:tc>
+      </w:tr>
+      <w:tr>
+        <w:tc>
+          <w:tcPr>
+            <w:tcW w:type="dxa" w:w="3360"/>
+            <w:shd w:fill="EEF2FF"/>
+          </w:tcPr>
+          <w:p>
+            <w:r>
+              <w:rPr>
+                <w:b/>
+                <w:sz w:val="17"/>
+              </w:rPr>
+              <w:t>What pin codes support Cash on Delivery?</w:t>
+            </w:r>
+          </w:p>
+        </w:tc>
+        <w:tc>
+          <w:tcPr>
+            <w:tcW w:type="dxa" w:w="3360"/>
+            <w:shd w:fill="EEF2FF"/>
+          </w:tcPr>
+          <w:p>
+            <w:r>
+              <w:rPr>
+                <w:sz w:val="17"/>
+              </w:rPr>
+              <w:t>COD is enabled for most serviceable pin codes. Checkout will show COD availability; prepaid may be required for high-value or remote orders.</w:t>
+            </w:r>
+          </w:p>
+        </w:tc>
+        <w:tc>
+          <w:tcPr>
+            <w:tcW w:type="dxa" w:w="3360"/>
+            <w:shd w:fill="EEF2FF"/>
+          </w:tcPr>
+          <w:p>
+            <w:r>
+              <w:rPr>
+                <w:sz w:val="17"/>
+              </w:rPr>
+              <w:t>Payments</w:t>
             </w:r>
           </w:p>
         </w:tc>
@@ -2222,6 +2973,238 @@
                 <w:i/>
                 <w:sz w:val="17"/>
               </w:rPr>
+            </w:r>
+          </w:p>
+        </w:tc>
+      </w:tr>
+    </w:tbl>
+    <w:p>
+      <w:r>
+        <w:rPr>
+          <w:i/>
+          <w:sz w:val="17"/>
+        </w:rPr>
+        <w:t>Knowledge Base Articles — longer policy / how-to pages indexed for chatbot retrieval (keep the Title / Category / Article Content columns).</w:t>
+      </w:r>
+    </w:p>
+    <w:tbl>
+      <w:tblPr>
+        <w:tblW w:type="auto" w:w="0"/>
+        <w:jc w:val="center"/>
+        <w:tblLook w:firstColumn="1" w:firstRow="1" w:lastColumn="0" w:lastRow="0" w:noHBand="0" w:noVBand="1" w:val="04A0"/>
+        <w:tblBorders>
+          <w:top w:val="single" w:sz="4" w:space="0" w:color="D3D3D3"/>
+          <w:bottom w:val="single" w:sz="4" w:space="0" w:color="D3D3D3"/>
+          <w:left w:val="none"/>
+          <w:right w:val="none"/>
+          <w:insideH w:val="single" w:sz="4" w:space="0" w:color="D3D3D3"/>
+          <w:insideV w:val="none"/>
+        </w:tblBorders>
+      </w:tblPr>
+      <w:tblGrid>
+        <w:gridCol w:w="3360"/>
+        <w:gridCol w:w="3360"/>
+        <w:gridCol w:w="3360"/>
+      </w:tblGrid>
+      <w:tr>
+        <w:tc>
+          <w:tcPr>
+            <w:tcW w:type="dxa" w:w="3360"/>
+            <w:shd w:fill="312E81"/>
+          </w:tcPr>
+          <w:p>
+            <w:r>
+              <w:rPr>
+                <w:b/>
+                <w:color w:val="FFFFFF"/>
+                <w:sz w:val="18"/>
+              </w:rPr>
+              <w:t>Knowledge Article Title</w:t>
+            </w:r>
+          </w:p>
+        </w:tc>
+        <w:tc>
+          <w:tcPr>
+            <w:tcW w:type="dxa" w:w="3360"/>
+            <w:shd w:fill="312E81"/>
+          </w:tcPr>
+          <w:p>
+            <w:r>
+              <w:rPr>
+                <w:b/>
+                <w:color w:val="FFFFFF"/>
+                <w:sz w:val="18"/>
+              </w:rPr>
+              <w:t>Category</w:t>
+            </w:r>
+          </w:p>
+        </w:tc>
+        <w:tc>
+          <w:tcPr>
+            <w:tcW w:type="dxa" w:w="3360"/>
+            <w:shd w:fill="312E81"/>
+          </w:tcPr>
+          <w:p>
+            <w:r>
+              <w:rPr>
+                <w:b/>
+                <w:color w:val="FFFFFF"/>
+                <w:sz w:val="18"/>
+              </w:rPr>
+              <w:t>Article Content</w:t>
+            </w:r>
+          </w:p>
+        </w:tc>
+      </w:tr>
+      <w:tr>
+        <w:tc>
+          <w:tcPr>
+            <w:tcW w:type="dxa" w:w="3360"/>
+            <w:shd w:fill="FFFFFF"/>
+          </w:tcPr>
+          <w:p>
+            <w:r>
+              <w:rPr>
+                <w:b/>
+                <w:sz w:val="16"/>
+              </w:rPr>
+              <w:t>Shipping, Delivery &amp; Order Tracking Policy</w:t>
+            </w:r>
+          </w:p>
+        </w:tc>
+        <w:tc>
+          <w:tcPr>
+            <w:tcW w:type="dxa" w:w="3360"/>
+            <w:shd w:fill="FFFFFF"/>
+          </w:tcPr>
+          <w:p>
+            <w:r>
+              <w:rPr>
+                <w:sz w:val="16"/>
+              </w:rPr>
+              <w:t>Shipping</w:t>
+            </w:r>
+          </w:p>
+        </w:tc>
+        <w:tc>
+          <w:tcPr>
+            <w:tcW w:type="dxa" w:w="3360"/>
+            <w:shd w:fill="FFFFFF"/>
+          </w:tcPr>
+          <w:p>
+            <w:r>
+              <w:rPr>
+                <w:sz w:val="16"/>
+              </w:rPr>
+              <w:t># Shipping &amp; Tracking</w:t>
+              <w:br/>
+              <w:br/>
+              <w:t>Orders are processed within 24 hours on business days. Metro deliveries average 2–3 days; other regions 4–6 days. An AWB tracking link is sent on dispatch.</w:t>
+              <w:br/>
+              <w:br/>
+              <w:t>If a package shows Delivered but is missing, contact Support within 48 hours with photos of the delivery location. We coordinate with the courier for traces and resolution.</w:t>
+            </w:r>
+          </w:p>
+        </w:tc>
+      </w:tr>
+      <w:tr>
+        <w:tc>
+          <w:tcPr>
+            <w:tcW w:type="dxa" w:w="3360"/>
+            <w:shd w:fill="E0E7FF"/>
+          </w:tcPr>
+          <w:p>
+            <w:r>
+              <w:rPr>
+                <w:b/>
+                <w:sz w:val="16"/>
+              </w:rPr>
+              <w:t>Returns, Exchanges, Refunds &amp; Warranty</w:t>
+            </w:r>
+          </w:p>
+        </w:tc>
+        <w:tc>
+          <w:tcPr>
+            <w:tcW w:type="dxa" w:w="3360"/>
+            <w:shd w:fill="E0E7FF"/>
+          </w:tcPr>
+          <w:p>
+            <w:r>
+              <w:rPr>
+                <w:sz w:val="16"/>
+              </w:rPr>
+              <w:t>Returns</w:t>
+            </w:r>
+          </w:p>
+        </w:tc>
+        <w:tc>
+          <w:tcPr>
+            <w:tcW w:type="dxa" w:w="3360"/>
+            <w:shd w:fill="E0E7FF"/>
+          </w:tcPr>
+          <w:p>
+            <w:r>
+              <w:rPr>
+                <w:sz w:val="16"/>
+              </w:rPr>
+              <w:t># Returns &amp; Warranty</w:t>
+              <w:br/>
+              <w:br/>
+              <w:t>Most SKUs allow returns within 7 days if unused with original tags and packaging. Personal-care items may be non-returnable for hygiene once unsealed — check the product page.</w:t>
+              <w:br/>
+              <w:br/>
+              <w:t>Refunds complete in 5–7 business days after QC. Warranty covers manufacturing defects only; keep the invoice and serial number for claims.</w:t>
+            </w:r>
+          </w:p>
+        </w:tc>
+      </w:tr>
+      <w:tr>
+        <w:tc>
+          <w:tcPr>
+            <w:tcW w:type="dxa" w:w="3360"/>
+            <w:shd w:fill="FFFFFF"/>
+          </w:tcPr>
+          <w:p>
+            <w:r>
+              <w:rPr>
+                <w:b/>
+                <w:sz w:val="16"/>
+              </w:rPr>
+              <w:t>Payments, COD, Coupons &amp; Invoicing</w:t>
+            </w:r>
+          </w:p>
+        </w:tc>
+        <w:tc>
+          <w:tcPr>
+            <w:tcW w:type="dxa" w:w="3360"/>
+            <w:shd w:fill="FFFFFF"/>
+          </w:tcPr>
+          <w:p>
+            <w:r>
+              <w:rPr>
+                <w:sz w:val="16"/>
+              </w:rPr>
+              <w:t>Payments</w:t>
+            </w:r>
+          </w:p>
+        </w:tc>
+        <w:tc>
+          <w:tcPr>
+            <w:tcW w:type="dxa" w:w="3360"/>
+            <w:shd w:fill="FFFFFF"/>
+          </w:tcPr>
+          <w:p>
+            <w:r>
+              <w:rPr>
+                <w:sz w:val="16"/>
+              </w:rPr>
+              <w:t># Payments &amp; Offers</w:t>
+              <w:br/>
+              <w:br/>
+              <w:t>Accepted modes: UPI, cards, net banking, wallets, and COD where enabled. Coupon codes apply at checkout and usually do not stack.</w:t>
+              <w:br/>
+              <w:br/>
+              <w:t>GST-inclusive invoices are emailed automatically. For GSTIN business invoices, share your GST details in order notes before dispatch.</w:t>
             </w:r>
           </w:p>
         </w:tc>
@@ -2350,7 +3333,7 @@
               <w:rPr>
                 <w:sz w:val="17"/>
               </w:rPr>
-              <w:t>Welcome to Urban Luxe Lifestyle! How can I assist you today?</w:t>
+              <w:t>Welcome to TrooGood! How can I assist you today?</w:t>
             </w:r>
           </w:p>
         </w:tc>

--- a/backend/static/templates/onboarding/ecommerce_onboarding_kit.docx
+++ b/backend/static/templates/onboarding/ecommerce_onboarding_kit.docx
@@ -3221,6 +3221,232 @@
         <w:spacing w:before="280" w:after="80"/>
       </w:pPr>
       <w:r>
+        <w:t>[SECTION: INFO PAGES]</w:t>
+      </w:r>
+    </w:p>
+    <w:p>
+      <w:r>
+        <w:rPr>
+          <w:i/>
+          <w:sz w:val="17"/>
+        </w:rPr>
+        <w:t>These answers populate the Technologies / Projects / Careers / Benefits console pages (and matching WhatsApp intents). Keep Page Name exactly as shown.</w:t>
+      </w:r>
+    </w:p>
+    <w:tbl>
+      <w:tblPr>
+        <w:tblW w:type="auto" w:w="0"/>
+        <w:jc w:val="center"/>
+        <w:tblLook w:firstColumn="1" w:firstRow="1" w:lastColumn="0" w:lastRow="0" w:noHBand="0" w:noVBand="1" w:val="04A0"/>
+        <w:tblBorders>
+          <w:top w:val="single" w:sz="4" w:space="0" w:color="D3D3D3"/>
+          <w:bottom w:val="single" w:sz="4" w:space="0" w:color="D3D3D3"/>
+          <w:left w:val="none"/>
+          <w:right w:val="none"/>
+          <w:insideH w:val="single" w:sz="4" w:space="0" w:color="D3D3D3"/>
+          <w:insideV w:val="none"/>
+        </w:tblBorders>
+      </w:tblPr>
+      <w:tblGrid>
+        <w:gridCol w:w="5040"/>
+        <w:gridCol w:w="5040"/>
+      </w:tblGrid>
+      <w:tr>
+        <w:tc>
+          <w:tcPr>
+            <w:tcW w:type="dxa" w:w="5040"/>
+            <w:shd w:fill="6D28D9"/>
+          </w:tcPr>
+          <w:p>
+            <w:r>
+              <w:rPr>
+                <w:b/>
+                <w:color w:val="FFFFFF"/>
+                <w:sz w:val="18"/>
+              </w:rPr>
+              <w:t>Page Name (intent)</w:t>
+            </w:r>
+          </w:p>
+        </w:tc>
+        <w:tc>
+          <w:tcPr>
+            <w:tcW w:type="dxa" w:w="5040"/>
+            <w:shd w:fill="6D28D9"/>
+          </w:tcPr>
+          <w:p>
+            <w:r>
+              <w:rPr>
+                <w:b/>
+                <w:color w:val="FFFFFF"/>
+                <w:sz w:val="18"/>
+              </w:rPr>
+              <w:t>Bot Answer Content</w:t>
+            </w:r>
+          </w:p>
+        </w:tc>
+      </w:tr>
+      <w:tr>
+        <w:tc>
+          <w:tcPr>
+            <w:tcW w:type="dxa" w:w="5040"/>
+            <w:shd w:fill="FFFFFF"/>
+          </w:tcPr>
+          <w:p>
+            <w:r>
+              <w:rPr>
+                <w:b/>
+                <w:sz w:val="16"/>
+              </w:rPr>
+              <w:t>technologies</w:t>
+            </w:r>
+          </w:p>
+        </w:tc>
+        <w:tc>
+          <w:tcPr>
+            <w:tcW w:type="dxa" w:w="5040"/>
+            <w:shd w:fill="FFFFFF"/>
+          </w:tcPr>
+          <w:p>
+            <w:r>
+              <w:rPr>
+                <w:sz w:val="16"/>
+              </w:rPr>
+              <w:t>• How we make &amp; ship TrooGood:</w:t>
+              <w:br/>
+              <w:t>• Homemade-style recipes with jaggery and natural ingredients</w:t>
+              <w:br/>
+              <w:t>• Hygienic production and sealed packaging</w:t>
+              <w:br/>
+              <w:t>• Online ordering with live courier tracking</w:t>
+              <w:br/>
+              <w:t>• Ask about ingredients or shelf life for any SKU.</w:t>
+            </w:r>
+          </w:p>
+        </w:tc>
+      </w:tr>
+      <w:tr>
+        <w:tc>
+          <w:tcPr>
+            <w:tcW w:type="dxa" w:w="5040"/>
+            <w:shd w:fill="F5F3FF"/>
+          </w:tcPr>
+          <w:p>
+            <w:r>
+              <w:rPr>
+                <w:b/>
+                <w:sz w:val="16"/>
+              </w:rPr>
+              <w:t>projects</w:t>
+            </w:r>
+          </w:p>
+        </w:tc>
+        <w:tc>
+          <w:tcPr>
+            <w:tcW w:type="dxa" w:w="5040"/>
+            <w:shd w:fill="F5F3FF"/>
+          </w:tcPr>
+          <w:p>
+            <w:r>
+              <w:rPr>
+                <w:sz w:val="16"/>
+              </w:rPr>
+              <w:t>• Product highlights:</w:t>
+              <w:br/>
+              <w:t>• Classic Peanut, Sesame, Dry Fruit and Millet chikkis</w:t>
+              <w:br/>
+              <w:t>• Seasonal limited packs and gift hampers</w:t>
+              <w:br/>
+              <w:t>• Distributor / bulk programs for retailers</w:t>
+              <w:br/>
+              <w:t>• Browse the catalog for live prices and pack sizes.</w:t>
+            </w:r>
+          </w:p>
+        </w:tc>
+      </w:tr>
+      <w:tr>
+        <w:tc>
+          <w:tcPr>
+            <w:tcW w:type="dxa" w:w="5040"/>
+            <w:shd w:fill="FFFFFF"/>
+          </w:tcPr>
+          <w:p>
+            <w:r>
+              <w:rPr>
+                <w:b/>
+                <w:sz w:val="16"/>
+              </w:rPr>
+              <w:t>careers</w:t>
+            </w:r>
+          </w:p>
+        </w:tc>
+        <w:tc>
+          <w:tcPr>
+            <w:tcW w:type="dxa" w:w="5040"/>
+            <w:shd w:fill="FFFFFF"/>
+          </w:tcPr>
+          <w:p>
+            <w:r>
+              <w:rPr>
+                <w:sz w:val="16"/>
+              </w:rPr>
+              <w:t>• Openings in production, packing, sales and support.</w:t>
+              <w:br/>
+              <w:t>• Send your CV to support@troogood.com with the role in the subject.</w:t>
+            </w:r>
+          </w:p>
+        </w:tc>
+      </w:tr>
+      <w:tr>
+        <w:tc>
+          <w:tcPr>
+            <w:tcW w:type="dxa" w:w="5040"/>
+            <w:shd w:fill="F5F3FF"/>
+          </w:tcPr>
+          <w:p>
+            <w:r>
+              <w:rPr>
+                <w:b/>
+                <w:sz w:val="16"/>
+              </w:rPr>
+              <w:t>benefits</w:t>
+            </w:r>
+          </w:p>
+        </w:tc>
+        <w:tc>
+          <w:tcPr>
+            <w:tcW w:type="dxa" w:w="5040"/>
+            <w:shd w:fill="F5F3FF"/>
+          </w:tcPr>
+          <w:p>
+            <w:r>
+              <w:rPr>
+                <w:sz w:val="16"/>
+              </w:rPr>
+              <w:t>• Why customers choose TrooGood:</w:t>
+              <w:br/>
+              <w:t>• Clean, homemade-style recipes</w:t>
+              <w:br/>
+              <w:t>• Transparent ingredients and pack sizes</w:t>
+              <w:br/>
+              <w:t>• Easy returns on eligible SKUs</w:t>
+              <w:br/>
+              <w:t>• Fast dispatch across India.</w:t>
+            </w:r>
+          </w:p>
+        </w:tc>
+      </w:tr>
+    </w:tbl>
+    <w:p>
+      <w:pPr>
+        <w:spacing w:after="200"/>
+      </w:pPr>
+    </w:p>
+    <w:p>
+      <w:pPr>
+        <w:pStyle w:val="Heading1"/>
+        <w:spacing w:before="280" w:after="80"/>
+      </w:pPr>
+      <w:r>
         <w:t>[SECTION: BOT PERSONA &amp; GUARDRAILS]</w:t>
       </w:r>
     </w:p>
